--- a/docs/module01_product_catalog_pl.docx
+++ b/docs/module01_product_catalog_pl.docx
@@ -1016,7 +1016,7 @@
     </w:p>
     <w:p>
       <w:r>
-        <w:t>Przejście do cen PLN wymaga jednoznacznego ustalenia sposobu przeliczenia istniejących kwot EUR netto przed zmianą ich znaczenia. Nie wolno jedynie zmienić etykiety waluty. Kurs migracyjny i zasady podatkowe są odrębną decyzją dotyczącą cen oraz modułów transakcyjnych; dokument katalogu nie ustala ich wartości.</w:t>
+        <w:t>Produkty demonstracyjne otrzymują nowe, stałe ceny brutto w PLN, zapisane oddzielnie od dotychczasowych kwot EUR netto. Wariant może nadpisać cenę produktu. Wycena takich produktów nie wymaga kursu walut i nie dodaje VAT ponownie. Pozostałe produkty zachowują wcześniejszy sposób wyceny. Migracja nie resetuje zapasów ani historycznych zamówień.</w:t>
       </w:r>
     </w:p>
     <w:p>
